--- a/bestanden/reflectiedocument.docx
+++ b/bestanden/reflectiedocument.docx
@@ -54,13 +54,6 @@
           <w:lang w:val="en-NL"/>
         </w:rPr>
       </w:pPr>
-    </w:p>
-    <w:p>
-      <w:pPr>
-        <w:rPr>
-          <w:lang w:val="en-NL"/>
-        </w:rPr>
-      </w:pPr>
       <w:r>
         <w:rPr>
           <w:lang w:val="en-NL"/>
@@ -87,13 +80,6 @@
           <w:lang w:val="en-NL"/>
         </w:rPr>
       </w:pPr>
-    </w:p>
-    <w:p>
-      <w:pPr>
-        <w:rPr>
-          <w:lang w:val="en-NL"/>
-        </w:rPr>
-      </w:pPr>
       <w:r>
         <w:rPr>
           <w:lang w:val="en-NL"/>
@@ -106,13 +92,6 @@
         </w:rPr>
         <w:t>4</w:t>
       </w:r>
-    </w:p>
-    <w:p>
-      <w:pPr>
-        <w:rPr>
-          <w:lang w:val="en-NL"/>
-        </w:rPr>
-      </w:pPr>
     </w:p>
     <w:p>
       <w:pPr>

--- a/bestanden/reflectiedocument.docx
+++ b/bestanden/reflectiedocument.docx
@@ -1,130 +1,129 @@
 
 <file path=word/document.xml><?xml version="1.0" encoding="utf-8"?>
-<w:document xmlns:wpc="http://schemas.microsoft.com/office/word/2010/wordprocessingCanvas" xmlns:cx="http://schemas.microsoft.com/office/drawing/2014/chartex" xmlns:cx1="http://schemas.microsoft.com/office/drawing/2015/9/8/chartex" xmlns:cx2="http://schemas.microsoft.com/office/drawing/2015/10/21/chartex" xmlns:cx3="http://schemas.microsoft.com/office/drawing/2016/5/9/chartex" xmlns:cx4="http://schemas.microsoft.com/office/drawing/2016/5/10/chartex" xmlns:cx5="http://schemas.microsoft.com/office/drawing/2016/5/11/chartex" xmlns:cx6="http://schemas.microsoft.com/office/drawing/2016/5/12/chartex" xmlns:cx7="http://schemas.microsoft.com/office/drawing/2016/5/13/chartex" xmlns:cx8="http://schemas.microsoft.com/office/drawing/2016/5/14/chartex" xmlns:mc="http://schemas.openxmlformats.org/markup-compatibility/2006" xmlns:aink="http://schemas.microsoft.com/office/drawing/2016/ink" xmlns:am3d="http://schemas.microsoft.com/office/drawing/2017/model3d" xmlns:o="urn:schemas-microsoft-com:office:office" xmlns:oel="http://schemas.microsoft.com/office/2019/extlst" xmlns:r="http://schemas.openxmlformats.org/officeDocument/2006/relationships" xmlns:m="http://schemas.openxmlformats.org/officeDocument/2006/math" xmlns:v="urn:schemas-microsoft-com:vml" xmlns:wp14="http://schemas.microsoft.com/office/word/2010/wordprocessingDrawing" xmlns:wp="http://schemas.openxmlformats.org/drawingml/2006/wordprocessingDrawing" xmlns:w10="urn:schemas-microsoft-com:office:word" xmlns:w="http://schemas.openxmlformats.org/wordprocessingml/2006/main" xmlns:w14="http://schemas.microsoft.com/office/word/2010/wordml" xmlns:w15="http://schemas.microsoft.com/office/word/2012/wordml" xmlns:w16cex="http://schemas.microsoft.com/office/word/2018/wordml/cex" xmlns:w16cid="http://schemas.microsoft.com/office/word/2016/wordml/cid" xmlns:w16="http://schemas.microsoft.com/office/word/2018/wordml" xmlns:w16du="http://schemas.microsoft.com/office/word/2023/wordml/word16du" xmlns:w16sdtdh="http://schemas.microsoft.com/office/word/2020/wordml/sdtdatahash" xmlns:w16sdtfl="http://schemas.microsoft.com/office/word/2024/wordml/sdtformatlock" xmlns:w16se="http://schemas.microsoft.com/office/word/2015/wordml/symex" xmlns:wpg="http://schemas.microsoft.com/office/word/2010/wordprocessingGroup" xmlns:wpi="http://schemas.microsoft.com/office/word/2010/wordprocessingInk" xmlns:wne="http://schemas.microsoft.com/office/word/2006/wordml" xmlns:wps="http://schemas.microsoft.com/office/word/2010/wordprocessingShape" mc:Ignorable="w14 w15 w16se w16cid w16 w16cex w16sdtdh w16sdtfl w16du wp14">
+<w:document xmlns:wpc="http://schemas.microsoft.com/office/word/2010/wordprocessingCanvas" xmlns:cx="http://schemas.microsoft.com/office/drawing/2014/chartex" xmlns:cx1="http://schemas.microsoft.com/office/drawing/2015/9/8/chartex" xmlns:cx2="http://schemas.microsoft.com/office/drawing/2015/10/21/chartex" xmlns:cx3="http://schemas.microsoft.com/office/drawing/2016/5/9/chartex" xmlns:cx4="http://schemas.microsoft.com/office/drawing/2016/5/10/chartex" xmlns:cx5="http://schemas.microsoft.com/office/drawing/2016/5/11/chartex" xmlns:cx6="http://schemas.microsoft.com/office/drawing/2016/5/12/chartex" xmlns:cx7="http://schemas.microsoft.com/office/drawing/2016/5/13/chartex" xmlns:cx8="http://schemas.microsoft.com/office/drawing/2016/5/14/chartex" xmlns:mc="http://schemas.openxmlformats.org/markup-compatibility/2006" xmlns:aink="http://schemas.microsoft.com/office/drawing/2016/ink" xmlns:am3d="http://schemas.microsoft.com/office/drawing/2017/model3d" xmlns:o="urn:schemas-microsoft-com:office:office" xmlns:oel="http://schemas.microsoft.com/office/2019/extlst" xmlns:r="http://schemas.openxmlformats.org/officeDocument/2006/relationships" xmlns:m="http://schemas.openxmlformats.org/officeDocument/2006/math" xmlns:v="urn:schemas-microsoft-com:vml" xmlns:wp14="http://schemas.microsoft.com/office/word/2010/wordprocessingDrawing" xmlns:wp="http://schemas.openxmlformats.org/drawingml/2006/wordprocessingDrawing" xmlns:w10="urn:schemas-microsoft-com:office:word" xmlns:w="http://schemas.openxmlformats.org/wordprocessingml/2006/main" xmlns:w14="http://schemas.microsoft.com/office/word/2010/wordml" xmlns:w15="http://schemas.microsoft.com/office/word/2012/wordml" xmlns:w16cei="http://schemas.microsoft.com/office/word/2026/wordml/cei" xmlns:w16cex="http://schemas.microsoft.com/office/word/2018/wordml/cex" xmlns:w16cid="http://schemas.microsoft.com/office/word/2016/wordml/cid" xmlns:w16="http://schemas.microsoft.com/office/word/2018/wordml" xmlns:w16du="http://schemas.microsoft.com/office/word/2023/wordml/word16du" xmlns:w16sdtdh="http://schemas.microsoft.com/office/word/2020/wordml/sdtdatahash" xmlns:w16sdtfl="http://schemas.microsoft.com/office/word/2024/wordml/sdtformatlock" xmlns:w16se="http://schemas.microsoft.com/office/word/2015/wordml/symex" xmlns:wpg="http://schemas.microsoft.com/office/word/2010/wordprocessingGroup" xmlns:wpi="http://schemas.microsoft.com/office/word/2010/wordprocessingInk" xmlns:wne="http://schemas.microsoft.com/office/word/2006/wordml" xmlns:wps="http://schemas.microsoft.com/office/word/2010/wordprocessingShape" mc:Ignorable="w14 w15 w16se w16cid w16 w16cex w16sdtdh w16sdtfl w16du wp14">
   <w:body>
     <w:p>
       <w:pPr>
         <w:rPr>
-          <w:lang w:val="en-NL"/>
+          <w:lang w:val="en-US"/>
         </w:rPr>
       </w:pPr>
       <w:r>
         <w:rPr>
-          <w:lang w:val="en-NL"/>
+          <w:lang/>
         </w:rPr>
         <w:t>Reflectie #1</w:t>
+      </w:r>
+    </w:p>
+    <w:p>
+      <w:r>
+        <w:t>Gameplay:  de gameplay is niet volledig z</w:t>
+      </w:r>
+      <w:r>
+        <w:t xml:space="preserve">ou als ik het zou willen hebben, met reden dat ik nu het anders heb gedaan dan bij de eerste poging en ook een beetje gestruggled met mentale gezondheid </w:t>
+      </w:r>
+      <w:r>
+        <w:t>en</w:t>
+      </w:r>
+      <w:r>
+        <w:t xml:space="preserve"> mijn thuis situatie</w:t>
+      </w:r>
+      <w:r>
+        <w:t xml:space="preserve"> wat ook niet al tebest is</w:t>
+      </w:r>
+      <w:r>
+        <w:t>.</w:t>
+      </w:r>
+      <w:r>
+        <w:t xml:space="preserve"> Ik weet ook dat als ik vanaf het begin deze idee al had dan had ik het veel beter gedaan.</w:t>
       </w:r>
     </w:p>
     <w:p>
       <w:pPr>
         <w:rPr>
-          <w:lang w:val="en-NL"/>
+          <w:lang/>
         </w:rPr>
       </w:pPr>
+      <w:r>
+        <w:rPr>
+          <w:lang/>
+        </w:rPr>
+        <w:t>Reflectie #2</w:t>
+      </w:r>
+    </w:p>
+    <w:p>
+      <w:r>
+        <w:t>Characters: als ik e</w:t>
+      </w:r>
+      <w:r>
+        <w:t>erder de characters had gekozen, voor de enemies en player dan had ik wel de animatie kunnen gebruiken en zouden ze niet 1 image zijn of gewoon een cube.</w:t>
+      </w:r>
     </w:p>
     <w:p>
       <w:pPr>
         <w:rPr>
-          <w:lang w:val="en-NL"/>
+          <w:lang/>
         </w:rPr>
       </w:pPr>
       <w:r>
         <w:rPr>
-          <w:lang w:val="en-NL"/>
+          <w:lang/>
         </w:rPr>
-        <w:t>Reflectie #</w:t>
-      </w:r>
-      <w:r>
-        <w:rPr>
-          <w:lang w:val="en-NL"/>
-        </w:rPr>
-        <w:t>2</w:t>
+        <w:t>Reflectie #3</w:t>
+      </w:r>
+    </w:p>
+    <w:p>
+      <w:r>
+        <w:t>De start screen: ik</w:t>
+      </w:r>
+      <w:r>
+        <w:t xml:space="preserve"> heb jammer genoeg niks aan de start screen verandert had ik wel </w:t>
+      </w:r>
+      <w:r>
+        <w:t>graag willen doen maar door mijn persoonlijke struggles niet veel tijd voor kunnen hebben.</w:t>
       </w:r>
     </w:p>
     <w:p>
       <w:pPr>
         <w:rPr>
-          <w:lang w:val="en-NL"/>
+          <w:lang/>
         </w:rPr>
       </w:pPr>
+      <w:r>
+        <w:rPr>
+          <w:lang/>
+        </w:rPr>
+        <w:t>Reflectie #4</w:t>
+      </w:r>
+    </w:p>
+    <w:p>
+      <w:r>
+        <w:t>Mijn eigen p</w:t>
+      </w:r>
+      <w:r>
+        <w:t>roductifiteit in deze tweede poging was heel slecht heb alles in de laatste paar dagen moeten doen en is dus ook niet helemaal uitgekomen hoe ik het zou willen hebben en als ik een kans had om het teverbeteren zou ik die nemen en een goede planning maken en een betere werk omgeving zoeken om in tekunnen werken</w:t>
+      </w:r>
     </w:p>
     <w:p>
       <w:pPr>
         <w:rPr>
-          <w:lang w:val="en-NL"/>
+          <w:lang/>
         </w:rPr>
       </w:pPr>
       <w:r>
         <w:rPr>
-          <w:lang w:val="en-NL"/>
+          <w:lang/>
         </w:rPr>
-        <w:t>Reflectie #</w:t>
-      </w:r>
-      <w:r>
-        <w:rPr>
-          <w:lang w:val="en-NL"/>
-        </w:rPr>
-        <w:t>3</w:t>
+        <w:t>Reflectie #5</w:t>
       </w:r>
     </w:p>
     <w:p>
-      <w:pPr>
-        <w:rPr>
-          <w:lang w:val="en-NL"/>
-        </w:rPr>
-      </w:pPr>
-    </w:p>
-    <w:p>
-      <w:pPr>
-        <w:rPr>
-          <w:lang w:val="en-NL"/>
-        </w:rPr>
-      </w:pPr>
-      <w:r>
-        <w:rPr>
-          <w:lang w:val="en-NL"/>
-        </w:rPr>
-        <w:t>Reflectie #</w:t>
-      </w:r>
-      <w:r>
-        <w:rPr>
-          <w:lang w:val="en-NL"/>
-        </w:rPr>
-        <w:t>4</w:t>
-      </w:r>
-    </w:p>
-    <w:p>
-      <w:pPr>
-        <w:rPr>
-          <w:lang w:val="en-NL"/>
-        </w:rPr>
-      </w:pPr>
-    </w:p>
-    <w:p>
-      <w:pPr>
-        <w:rPr>
-          <w:lang w:val="en-NL"/>
-        </w:rPr>
-      </w:pPr>
-      <w:r>
-        <w:rPr>
-          <w:lang w:val="en-NL"/>
-        </w:rPr>
-        <w:t>Reflectie #</w:t>
-      </w:r>
-      <w:r>
-        <w:rPr>
-          <w:lang w:val="en-NL"/>
-        </w:rPr>
-        <w:t>5</w:t>
-      </w:r>
-    </w:p>
-    <w:p>
-      <w:pPr>
-        <w:rPr>
-          <w:lang w:val="en-NL"/>
-        </w:rPr>
-      </w:pPr>
+      <w:r>
+        <w:t>Planning ik had origineel e</w:t>
+      </w:r>
+      <w:r>
+        <w:t>en planning im in het begin van de maand augustus te beginnen met de herkansing maar door allemaal problemen wat ik had in mijn thuis situatie en dat ik ook toen nog een probleem had met dat mijn laptop volledig uit ging om geen goede reden ( was er achter gekomen dat het niet goede doorstroming van koelte had is nu opgelost ) had ik het steeds uitgesteld wat heel fout van mijzelf was</w:t>
+      </w:r>
     </w:p>
     <w:sectPr>
       <w:pgSz w:w="11906" w:h="16838"/>
@@ -537,7 +536,6 @@
     <w:name w:val="Normal"/>
     <w:qFormat/>
     <w:rPr>
-      <w:noProof/>
       <w:lang w:val="nl-NL"/>
     </w:rPr>
   </w:style>
